--- a/NewAndImproved/drive-download-20261015T193142Z-1-001/Woodworking Workshop Plans - Herb Trough & Bird Feeder v3.docx
+++ b/NewAndImproved/drive-download-20261015T193142Z-1-001/Woodworking Workshop Plans - Herb Trough & Bird Feeder v3.docx
@@ -2573,107 +2573,6 @@
         <w:rPr>
           <w:rtl w:val="0"/>
         </w:rPr>
-      </w:r>
-    </w:p>
-    <w:p>
-      <w:pPr>
-        <w:pStyle w:val="Heading2"/>
-        <w:rPr/>
-      </w:pPr>
-      <w:bookmarkStart w:colFirst="0" w:colLast="0" w:name="_50tfdw6opc5s" w:id="12"/>
-      <w:bookmarkEnd w:id="12"/>
-      <w:r>
-        <w:rPr>
-          <w:rtl w:val="0"/>
-        </w:rPr>
-        <w:t xml:space="preserve">Provenance &amp; Background Story</w:t>
-      </w:r>
-    </w:p>
-    <w:p>
-      <w:pPr>
-        <w:rPr/>
-      </w:pPr>
-      <w:r>
-        <w:rPr>
-          <w:i w:val="1"/>
-          <w:iCs w:val="1"/>
-          <w:rtl w:val="0"/>
-        </w:rPr>
-        <w:t xml:space="preserve">This background story is an invented narrative written to honor the practical craft behind the design.</w:t>
-      </w:r>
-      <w:r>
-        <w:rPr>
-          <w:rtl w:val="0"/>
-        </w:rPr>
-      </w:r>
-    </w:p>
-    <w:p>
-      <w:pPr>
-        <w:spacing w:after="0" w:before="0" w:lineRule="auto"/>
-        <w:ind w:left="0" w:firstLine="0"/>
-        <w:rPr/>
-      </w:pPr>
-      <w:r>
-        <w:rPr>
-          <w:rtl w:val="0"/>
-        </w:rPr>
-      </w:r>
-    </w:p>
-    <w:p>
-      <w:pPr>
-        <w:rPr/>
-      </w:pPr>
-      <w:r>
-        <w:rPr>
-          <w:rtl w:val="0"/>
-        </w:rPr>
-        <w:t xml:space="preserve">The first feeder was built in a garden shed outside Greyton, in the winter of 2019, by a roof carpenter named Sarel Booysen. He did not call himself a designer; he called himself a man with too much good wood. The timber came off a labourer's cottage near the river—thirty years of roof truss pine, pulled and stacked when he and his son re-roofed the structure. Sarel could not bring himself to burn good pine that had already weathered decades of storms.</w:t>
-      </w:r>
-    </w:p>
-    <w:p>
-      <w:pPr>
-        <w:spacing w:after="0" w:before="0" w:lineRule="auto"/>
-        <w:ind w:left="0" w:firstLine="0"/>
-        <w:rPr/>
-      </w:pPr>
-      <w:r>
-        <w:rPr>
-          <w:rtl w:val="0"/>
-        </w:rPr>
-      </w:r>
-    </w:p>
-    <w:p>
-      <w:pPr>
-        <w:rPr/>
-      </w:pPr>
-      <w:r>
-        <w:rPr>
-          <w:rtl w:val="0"/>
-        </w:rPr>
-        <w:t xml:space="preserve">What prompted the build was a small failure. The commercial plastic feeder hanging on his stoep filled with rain during a north-west wind, turning the seed mouldy and driving the birds away. Taking a length of cottage eave offcut, Sarel built a shallow tray and pitched a protective roof at twenty-five degrees—the exact setting of the rafter jig already hanging on his shed wall.</w:t>
-      </w:r>
-    </w:p>
-    <w:p>
-      <w:pPr>
-        <w:spacing w:after="0" w:before="0" w:lineRule="auto"/>
-        <w:ind w:left="0" w:firstLine="0"/>
-        <w:rPr/>
-      </w:pPr>
-      <w:r>
-        <w:rPr>
-          <w:rtl w:val="0"/>
-        </w:rPr>
-      </w:r>
-    </w:p>
-    <w:p>
-      <w:pPr>
-        <w:rPr/>
-      </w:pPr>
-      <w:r>
-        <w:rPr>
-          <w:rtl w:val="0"/>
-        </w:rPr>
-        <w:t xml:space="preserve">The element he took greatest pride in was the tool-free joint. Refusing to glue a structure that would rot if it couldn't be opened and scrubbed, he ran an M6 stainless steel rod through both gables and secured it with two wing nuts. Undoing the nuts allowed the entire roof to lift off for easy washing and sun-drying. Finished with simple wood oil rather than flaking varnish, his design spread throughout the valley purely by word of mouth—known simply as "the one that doesn't fill with water".</w:t>
       </w:r>
     </w:p>
     <w:sectPr>
